--- a/portfolio/public/cv.docx
+++ b/portfolio/public/cv.docx
@@ -327,7 +327,7 @@
         <w:t xml:space="preserve">Brizley – Skapade en hemsida för märket Brizley med ett egenbyggt adminsystem skrivet i Symfony, för att enkelt kunna redigera </w:t>
       </w:r>
       <w:r>
-        <w:t xml:space="preserve">produkter </w:t>
+        <w:t>produkter</w:t>
       </w:r>
       <w:r>
         <w:t xml:space="preserve"> och </w:t>
@@ -455,12 +455,36 @@
     </w:p>
     <w:p>
       <w:r>
-        <w:t>InfoSolutions är ett företag som arbetar med vårddigitalisering, t.ex i kommunikation mellan sjukhus och labb eller erbjöd webbaserade lösningar som t.ex LabPortalen.</w:t>
-      </w:r>
-    </w:p>
-    <w:p>
-      <w:r>
-        <w:t xml:space="preserve">Hos InfoSolutions hade jag ansvar för att utveckla och underhålla flera större system som användes av vårdsektorn t.ex </w:t>
+        <w:t xml:space="preserve">InfoSolutions är ett företag som arbetar med vårddigitalisering, </w:t>
+      </w:r>
+      <w:proofErr w:type="gramStart"/>
+      <w:r>
+        <w:t>t.ex</w:t>
+      </w:r>
+      <w:proofErr w:type="gramEnd"/>
+      <w:r>
+        <w:t xml:space="preserve"> i kommunikation mellan sjukhus och labb eller erbjöd webbaserade lösningar som </w:t>
+      </w:r>
+      <w:proofErr w:type="gramStart"/>
+      <w:r>
+        <w:t>t.ex</w:t>
+      </w:r>
+      <w:proofErr w:type="gramEnd"/>
+      <w:r>
+        <w:t xml:space="preserve"> LabPortalen.</w:t>
+      </w:r>
+    </w:p>
+    <w:p>
+      <w:r>
+        <w:t xml:space="preserve">Hos InfoSolutions hade jag ansvar för att utveckla och underhålla flera större system som användes av vårdsektorn </w:t>
+      </w:r>
+      <w:proofErr w:type="gramStart"/>
+      <w:r>
+        <w:t>t.ex</w:t>
+      </w:r>
+      <w:proofErr w:type="gramEnd"/>
+      <w:r>
+        <w:t xml:space="preserve"> </w:t>
       </w:r>
     </w:p>
     <w:p>
@@ -556,10 +580,19 @@
         </w:numPr>
       </w:pPr>
       <w:r>
-        <w:t>K</w:t>
-      </w:r>
-      <w:r>
-        <w:t>onverteringsflöden mellan olika labb och sjukhus</w:t>
+        <w:t xml:space="preserve">Brevportalen </w:t>
+      </w:r>
+      <w:r>
+        <w:t>–</w:t>
+      </w:r>
+      <w:r>
+        <w:t xml:space="preserve"> Tjänst för att skicka brev till patienter via </w:t>
+      </w:r>
+      <w:r>
+        <w:t>Ekopost</w:t>
+      </w:r>
+      <w:r>
+        <w:t xml:space="preserve"> eller Kivra</w:t>
       </w:r>
     </w:p>
     <w:p>
@@ -571,13 +604,10 @@
         </w:numPr>
       </w:pPr>
       <w:r>
-        <w:t>C</w:t>
-      </w:r>
-      <w:r>
-        <w:t xml:space="preserve">onnect </w:t>
-      </w:r>
-      <w:r>
-        <w:t>– Hantering av medicinska instrument</w:t>
+        <w:t>K</w:t>
+      </w:r>
+      <w:r>
+        <w:t>onverteringsflöden mellan olika labb och sjukhus</w:t>
       </w:r>
     </w:p>
     <w:p>
@@ -589,6 +619,24 @@
         </w:numPr>
       </w:pPr>
       <w:r>
+        <w:t>C</w:t>
+      </w:r>
+      <w:r>
+        <w:t xml:space="preserve">onnect </w:t>
+      </w:r>
+      <w:r>
+        <w:t>– Hantering av medicinska instrument</w:t>
+      </w:r>
+    </w:p>
+    <w:p>
+      <w:pPr>
+        <w:pStyle w:val="Liststycke"/>
+        <w:numPr>
+          <w:ilvl w:val="0"/>
+          <w:numId w:val="1"/>
+        </w:numPr>
+      </w:pPr>
+      <w:r>
         <w:t>Labportalens interna supportprogram</w:t>
       </w:r>
       <w:r>
@@ -634,6 +682,17 @@
     </w:p>
     <w:p>
       <w:r>
+        <w:t xml:space="preserve">Jag var även delaktig att sätta upp automatiserade tester via Cypress och </w:t>
+      </w:r>
+      <w:r>
+        <w:t>SHFTRS</w:t>
+      </w:r>
+      <w:r>
+        <w:t>.</w:t>
+      </w:r>
+    </w:p>
+    <w:p>
+      <w:r>
         <w:t xml:space="preserve">Urval av tekniker som jag använde hos InfoSolutions: </w:t>
       </w:r>
     </w:p>
@@ -870,7 +929,6 @@
           <w:sz w:val="28"/>
           <w:szCs w:val="28"/>
         </w:rPr>
-        <w:lastRenderedPageBreak/>
         <w:t xml:space="preserve">Linas Matkasse </w:t>
       </w:r>
       <w:r>
@@ -1389,7 +1447,6 @@
           <w:szCs w:val="32"/>
           <w:u w:val="single"/>
         </w:rPr>
-        <w:lastRenderedPageBreak/>
         <w:t>Projekt och personlig utveckling</w:t>
       </w:r>
     </w:p>
